--- a/FORMATO A CITACIÓN A DESCARGOS-GENERAL-19 DE DICIEMBRE DE 2025.docx
+++ b/FORMATO A CITACIÓN A DESCARGOS-GENERAL-19 DE DICIEMBRE DE 2025.docx
@@ -297,31 +297,6 @@
           <w:shd w:val="clear" w:color="auto" w:fill="FFFFFF"/>
         </w:rPr>
         <w:t>.</w:t>
-      </w:r>
-    </w:p>
-    <w:p>
-      <w:pPr>
-        <w:overflowPunct w:val="0"/>
-        <w:autoSpaceDE w:val="0"/>
-        <w:adjustRightInd w:val="0"/>
-        <w:jc w:val="both"/>
-        <w:rPr>
-          <w:rFonts w:ascii="Tahoma" w:eastAsia="Times New Roman" w:hAnsi="Tahoma" w:cs="Tahoma"/>
-          <w:snapToGrid w:val="0"/>
-          <w:sz w:val="20"/>
-          <w:szCs w:val="20"/>
-          <w:lang w:val="es-MX" w:eastAsia="fr-CA"/>
-        </w:rPr>
-      </w:pPr>
-      <w:r>
-        <w:rPr>
-          <w:rFonts w:ascii="Tahoma" w:eastAsia="Times New Roman" w:hAnsi="Tahoma" w:cs="Tahoma"/>
-          <w:snapToGrid w:val="0"/>
-          <w:sz w:val="20"/>
-          <w:szCs w:val="20"/>
-          <w:lang w:val="es-MX" w:eastAsia="fr-CA"/>
-        </w:rPr>
-        <w:t>${CORREO}</w:t>
       </w:r>
     </w:p>
     <w:p>
@@ -1447,322 +1422,9 @@
         </w:rPr>
         <w:t>ARTICULOS_LEGALES}</w:t>
       </w:r>
-    </w:p>
-    <w:p>
-      <w:pPr>
-        <w:suppressAutoHyphens w:val="0"/>
-        <w:adjustRightInd w:val="0"/>
-        <w:snapToGrid w:val="0"/>
-        <w:contextualSpacing/>
-        <w:jc w:val="both"/>
-        <w:textAlignment w:val="auto"/>
-        <w:rPr>
-          <w:rFonts w:ascii="Tahoma" w:hAnsi="Tahoma" w:cs="Tahoma"/>
-          <w:sz w:val="20"/>
-          <w:szCs w:val="20"/>
-          <w:lang w:val="es-MX"/>
-        </w:rPr>
-      </w:pPr>
-    </w:p>
-    <w:p>
-      <w:pPr>
-        <w:suppressAutoHyphens w:val="0"/>
-        <w:adjustRightInd w:val="0"/>
-        <w:snapToGrid w:val="0"/>
-        <w:contextualSpacing/>
-        <w:jc w:val="both"/>
-        <w:textAlignment w:val="auto"/>
-        <w:rPr>
-          <w:rFonts w:ascii="Tahoma" w:hAnsi="Tahoma" w:cs="Tahoma"/>
-          <w:sz w:val="20"/>
-          <w:szCs w:val="20"/>
-          <w:lang w:val="es-MX"/>
-        </w:rPr>
-      </w:pPr>
       <w:bookmarkStart w:id="1" w:name="_Hlk86056305"/>
-      <w:r>
-        <w:rPr>
-          <w:rFonts w:ascii="Tahoma" w:hAnsi="Tahoma" w:cs="Tahoma"/>
-          <w:b/>
-          <w:sz w:val="20"/>
-          <w:szCs w:val="20"/>
-          <w:lang w:val="es-MX"/>
-        </w:rPr>
-        <w:t>Artículo 58.</w:t>
-      </w:r>
-      <w:r>
-        <w:rPr>
-          <w:rFonts w:ascii="Tahoma" w:hAnsi="Tahoma" w:cs="Tahoma"/>
-          <w:sz w:val="20"/>
-          <w:szCs w:val="20"/>
-          <w:lang w:val="es-MX"/>
-        </w:rPr>
-        <w:t xml:space="preserve"> Obligaciones Especiales del Trabajador. Son obligaciones especiales del trabajador:</w:t>
-      </w:r>
-    </w:p>
-    <w:p>
-      <w:pPr>
-        <w:jc w:val="both"/>
-        <w:rPr>
-          <w:rFonts w:ascii="Tahoma" w:hAnsi="Tahoma" w:cs="Tahoma"/>
-          <w:sz w:val="20"/>
-          <w:szCs w:val="20"/>
-          <w:lang w:val="es-MX"/>
-        </w:rPr>
-      </w:pPr>
-    </w:p>
-    <w:p>
-      <w:pPr>
-        <w:jc w:val="both"/>
-        <w:rPr>
-          <w:rFonts w:ascii="Tahoma" w:hAnsi="Tahoma" w:cs="Tahoma"/>
-          <w:sz w:val="20"/>
-          <w:szCs w:val="20"/>
-          <w:lang w:val="es-MX"/>
-        </w:rPr>
-      </w:pPr>
-      <w:r>
-        <w:rPr>
-          <w:rFonts w:ascii="Tahoma" w:hAnsi="Tahoma" w:cs="Tahoma"/>
-          <w:b/>
-          <w:sz w:val="20"/>
-          <w:szCs w:val="20"/>
-          <w:lang w:val="es-MX"/>
-        </w:rPr>
-        <w:t>1a.</w:t>
-      </w:r>
-      <w:r>
-        <w:rPr>
-          <w:rFonts w:ascii="Tahoma" w:hAnsi="Tahoma" w:cs="Tahoma"/>
-          <w:sz w:val="20"/>
-          <w:szCs w:val="20"/>
-          <w:lang w:val="es-MX"/>
-        </w:rPr>
-        <w:t xml:space="preserve"> Realizar personalmente la labor, en los términos estipulados; observar los preceptos del reglamento y acatar y cumplir las órdenes e instrucciones que de modo particular le impartan el empleador o sus representantes, según el orden jerárquico establecido.</w:t>
-      </w:r>
-    </w:p>
-    <w:p>
-      <w:pPr>
-        <w:jc w:val="both"/>
-        <w:rPr>
-          <w:rFonts w:ascii="Tahoma" w:hAnsi="Tahoma" w:cs="Tahoma"/>
-          <w:sz w:val="20"/>
-          <w:szCs w:val="20"/>
-          <w:lang w:val="es-MX"/>
-        </w:rPr>
-      </w:pPr>
-    </w:p>
-    <w:p>
-      <w:pPr>
-        <w:jc w:val="both"/>
-        <w:rPr>
-          <w:rFonts w:ascii="Tahoma" w:hAnsi="Tahoma" w:cs="Tahoma"/>
-          <w:sz w:val="20"/>
-          <w:szCs w:val="20"/>
-        </w:rPr>
-      </w:pPr>
-      <w:bookmarkStart w:id="2" w:name="60"/>
-      <w:r>
-        <w:rPr>
-          <w:rFonts w:ascii="Tahoma" w:hAnsi="Tahoma" w:cs="Tahoma"/>
-          <w:b/>
-          <w:bCs/>
-          <w:sz w:val="20"/>
-          <w:szCs w:val="20"/>
-          <w:u w:val="single"/>
-        </w:rPr>
-        <w:t>ARTICULO 60. PROHIBICIONES A LOS TRABAJADORES.</w:t>
-      </w:r>
-      <w:bookmarkEnd w:id="2"/>
-      <w:r>
-        <w:rPr>
-          <w:rFonts w:ascii="Tahoma" w:hAnsi="Tahoma" w:cs="Tahoma"/>
-          <w:sz w:val="20"/>
-          <w:szCs w:val="20"/>
-        </w:rPr>
-        <w:t> Se prohíbe a los trabajadores:</w:t>
-      </w:r>
-    </w:p>
-    <w:p>
-      <w:pPr>
-        <w:jc w:val="both"/>
-        <w:rPr>
-          <w:rFonts w:ascii="Tahoma" w:hAnsi="Tahoma" w:cs="Tahoma"/>
-          <w:sz w:val="20"/>
-          <w:szCs w:val="20"/>
-          <w:lang w:val="es-MX"/>
-        </w:rPr>
-      </w:pPr>
-    </w:p>
-    <w:p>
-      <w:pPr>
-        <w:jc w:val="both"/>
-        <w:rPr>
-          <w:rFonts w:ascii="Tahoma" w:hAnsi="Tahoma" w:cs="Tahoma"/>
-          <w:sz w:val="20"/>
-          <w:szCs w:val="20"/>
-          <w:lang w:val="es-MX"/>
-        </w:rPr>
-      </w:pPr>
-      <w:r>
-        <w:rPr>
-          <w:rFonts w:ascii="Tahoma" w:hAnsi="Tahoma" w:cs="Tahoma"/>
-          <w:sz w:val="20"/>
-          <w:szCs w:val="20"/>
-        </w:rPr>
-        <w:t xml:space="preserve">4. Faltar al trabajo sin justa causa de impedimento o sin permiso de </w:t>
-      </w:r>
-      <w:r>
-        <w:rPr>
-          <w:rFonts w:ascii="Tahoma" w:hAnsi="Tahoma" w:cs="Tahoma"/>
-          <w:sz w:val="20"/>
-          <w:szCs w:val="20"/>
-        </w:rPr>
-        <w:t>$</w:t>
-      </w:r>
-      <w:r>
-        <w:rPr>
-          <w:rFonts w:ascii="Tahoma" w:hAnsi="Tahoma" w:cs="Tahoma"/>
-          <w:sz w:val="20"/>
-          <w:szCs w:val="20"/>
-        </w:rPr>
-        <w:t>{NOMBRE_</w:t>
-      </w:r>
-      <w:r>
-        <w:rPr>
-          <w:rFonts w:ascii="Tahoma" w:hAnsi="Tahoma" w:cs="Tahoma"/>
-          <w:sz w:val="20"/>
-          <w:szCs w:val="20"/>
-        </w:rPr>
-        <w:t>EMPLEADOR</w:t>
-      </w:r>
-      <w:r>
-        <w:rPr>
-          <w:rFonts w:ascii="Tahoma" w:hAnsi="Tahoma" w:cs="Tahoma"/>
-          <w:sz w:val="20"/>
-          <w:szCs w:val="20"/>
-        </w:rPr>
-        <w:t>}, excepto en los casos de huelga, en los cuales deben abandonar el lugar del trabajo.</w:t>
-      </w:r>
-    </w:p>
-    <w:p>
-      <w:pPr>
-        <w:jc w:val="both"/>
-        <w:rPr>
-          <w:rFonts w:ascii="Tahoma" w:hAnsi="Tahoma" w:cs="Tahoma"/>
-          <w:sz w:val="20"/>
-          <w:szCs w:val="20"/>
-          <w:lang w:val="es-MX"/>
-        </w:rPr>
-      </w:pPr>
     </w:p>
     <w:bookmarkEnd w:id="1"/>
-    <w:p>
-      <w:pPr>
-        <w:overflowPunct w:val="0"/>
-        <w:autoSpaceDE w:val="0"/>
-        <w:adjustRightInd w:val="0"/>
-        <w:jc w:val="both"/>
-        <w:rPr>
-          <w:rFonts w:ascii="Tahoma" w:eastAsia="Times New Roman" w:hAnsi="Tahoma" w:cs="Tahoma"/>
-          <w:snapToGrid w:val="0"/>
-          <w:sz w:val="20"/>
-          <w:szCs w:val="20"/>
-          <w:lang w:val="es-CO" w:eastAsia="fr-CA"/>
-        </w:rPr>
-      </w:pPr>
-      <w:r>
-        <w:rPr>
-          <w:rFonts w:ascii="Tahoma" w:eastAsia="Times New Roman" w:hAnsi="Tahoma" w:cs="Tahoma"/>
-          <w:snapToGrid w:val="0"/>
-          <w:sz w:val="20"/>
-          <w:szCs w:val="20"/>
-          <w:lang w:val="es-MX" w:eastAsia="fr-CA"/>
-        </w:rPr>
-        <w:t xml:space="preserve">Le informamos que en caso de desearlo puede estar acompañado de hasta dos compañeros de trabajo de conformidad con lo establecido en el </w:t>
-      </w:r>
-      <w:r>
-        <w:rPr>
-          <w:rFonts w:ascii="Tahoma" w:eastAsia="Times New Roman" w:hAnsi="Tahoma" w:cs="Tahoma"/>
-          <w:snapToGrid w:val="0"/>
-          <w:sz w:val="20"/>
-          <w:szCs w:val="20"/>
-          <w:lang w:val="es-MX" w:eastAsia="fr-CA"/>
-        </w:rPr>
-        <w:t xml:space="preserve">artículo </w:t>
-      </w:r>
-      <w:r>
-        <w:rPr>
-          <w:rFonts w:ascii="Tahoma" w:eastAsia="Times New Roman" w:hAnsi="Tahoma" w:cs="Tahoma"/>
-          <w:snapToGrid w:val="0"/>
-          <w:sz w:val="20"/>
-          <w:szCs w:val="20"/>
-          <w:lang w:val="es-MX" w:eastAsia="fr-CA"/>
-        </w:rPr>
-        <w:t xml:space="preserve">115 del C.S.T. De igual manera, se le informa </w:t>
-      </w:r>
-      <w:r>
-        <w:rPr>
-          <w:rFonts w:ascii="Tahoma" w:eastAsia="Times New Roman" w:hAnsi="Tahoma" w:cs="Tahoma"/>
-          <w:snapToGrid w:val="0"/>
-          <w:sz w:val="20"/>
-          <w:szCs w:val="20"/>
-          <w:lang w:val="es-CO" w:eastAsia="fr-CA"/>
-        </w:rPr>
-        <w:t xml:space="preserve">que en caso de no presentarse a rendir los descargos se entenderán que usted ha renunciado a </w:t>
-      </w:r>
-      <w:r>
-        <w:rPr>
-          <w:rFonts w:ascii="Tahoma" w:eastAsia="Times New Roman" w:hAnsi="Tahoma" w:cs="Tahoma"/>
-          <w:snapToGrid w:val="0"/>
-          <w:sz w:val="20"/>
-          <w:szCs w:val="20"/>
-          <w:lang w:val="es-CO" w:eastAsia="fr-CA"/>
-        </w:rPr>
-        <w:lastRenderedPageBreak/>
-        <w:t>pronunciarse en la mencionada diligencia y, como tal, facultará a la Empresa a que decida conforme a las pruebas e investigaciones realizadas la procedencia de aplicar alguna sanción</w:t>
-      </w:r>
-    </w:p>
-    <w:p>
-      <w:pPr>
-        <w:overflowPunct w:val="0"/>
-        <w:autoSpaceDE w:val="0"/>
-        <w:adjustRightInd w:val="0"/>
-        <w:jc w:val="both"/>
-        <w:rPr>
-          <w:rFonts w:ascii="Tahoma" w:eastAsia="Times New Roman" w:hAnsi="Tahoma" w:cs="Tahoma"/>
-          <w:snapToGrid w:val="0"/>
-          <w:sz w:val="20"/>
-          <w:szCs w:val="20"/>
-          <w:lang w:val="es-MX" w:eastAsia="fr-CA"/>
-        </w:rPr>
-      </w:pPr>
-    </w:p>
-    <w:p>
-      <w:pPr>
-        <w:overflowPunct w:val="0"/>
-        <w:autoSpaceDE w:val="0"/>
-        <w:adjustRightInd w:val="0"/>
-        <w:jc w:val="both"/>
-        <w:rPr>
-          <w:rFonts w:ascii="Tahoma" w:eastAsia="Times New Roman" w:hAnsi="Tahoma" w:cs="Tahoma"/>
-          <w:snapToGrid w:val="0"/>
-          <w:sz w:val="20"/>
-          <w:szCs w:val="20"/>
-          <w:lang w:val="es-MX" w:eastAsia="fr-CA"/>
-        </w:rPr>
-      </w:pPr>
-      <w:r>
-        <w:rPr>
-          <w:rFonts w:ascii="Tahoma" w:eastAsia="Times New Roman" w:hAnsi="Tahoma" w:cs="Tahoma"/>
-          <w:snapToGrid w:val="0"/>
-          <w:sz w:val="20"/>
-          <w:szCs w:val="20"/>
-          <w:lang w:val="es-MX" w:eastAsia="fr-CA"/>
-        </w:rPr>
-        <w:t xml:space="preserve">Le solicitamos puntualidad en la asistencia a la diligencia mencionada. </w:t>
-      </w:r>
-    </w:p>
     <w:p>
       <w:pPr>
         <w:overflowPunct w:val="0"/>
@@ -2019,162 +1681,6 @@
         </w:rPr>
         <w:t>.</w:t>
       </w:r>
-    </w:p>
-    <w:p>
-      <w:pPr>
-        <w:jc w:val="both"/>
-        <w:rPr>
-          <w:rFonts w:ascii="Tahoma" w:hAnsi="Tahoma" w:cs="Tahoma"/>
-          <w:b/>
-          <w:color w:val="FF0000"/>
-          <w:sz w:val="20"/>
-          <w:szCs w:val="20"/>
-        </w:rPr>
-      </w:pPr>
-    </w:p>
-    <w:p>
-      <w:pPr>
-        <w:jc w:val="both"/>
-        <w:rPr>
-          <w:rFonts w:ascii="Tahoma" w:hAnsi="Tahoma" w:cs="Tahoma"/>
-          <w:b/>
-          <w:color w:val="FF0000"/>
-          <w:sz w:val="20"/>
-          <w:szCs w:val="20"/>
-        </w:rPr>
-      </w:pPr>
-    </w:p>
-    <w:p>
-      <w:pPr>
-        <w:jc w:val="both"/>
-        <w:rPr>
-          <w:rFonts w:ascii="Tahoma" w:hAnsi="Tahoma" w:cs="Tahoma"/>
-          <w:b/>
-          <w:color w:val="FF0000"/>
-          <w:sz w:val="20"/>
-          <w:szCs w:val="20"/>
-        </w:rPr>
-      </w:pPr>
-    </w:p>
-    <w:p>
-      <w:pPr>
-        <w:jc w:val="both"/>
-        <w:rPr>
-          <w:rFonts w:ascii="Tahoma" w:hAnsi="Tahoma" w:cs="Tahoma"/>
-          <w:b/>
-          <w:color w:val="FF0000"/>
-          <w:sz w:val="20"/>
-          <w:szCs w:val="20"/>
-        </w:rPr>
-      </w:pPr>
-    </w:p>
-    <w:p>
-      <w:pPr>
-        <w:jc w:val="both"/>
-        <w:rPr>
-          <w:rFonts w:ascii="Tahoma" w:hAnsi="Tahoma" w:cs="Tahoma"/>
-          <w:b/>
-          <w:color w:val="FF0000"/>
-          <w:sz w:val="20"/>
-          <w:szCs w:val="20"/>
-        </w:rPr>
-      </w:pPr>
-    </w:p>
-    <w:p>
-      <w:pPr>
-        <w:jc w:val="both"/>
-        <w:rPr>
-          <w:rFonts w:ascii="Tahoma" w:hAnsi="Tahoma" w:cs="Tahoma"/>
-          <w:b/>
-          <w:color w:val="FF0000"/>
-          <w:sz w:val="20"/>
-          <w:szCs w:val="20"/>
-        </w:rPr>
-      </w:pPr>
-    </w:p>
-    <w:p>
-      <w:pPr>
-        <w:jc w:val="both"/>
-        <w:rPr>
-          <w:rFonts w:ascii="Tahoma" w:hAnsi="Tahoma" w:cs="Tahoma"/>
-          <w:b/>
-          <w:color w:val="FF0000"/>
-          <w:sz w:val="20"/>
-          <w:szCs w:val="20"/>
-        </w:rPr>
-      </w:pPr>
-    </w:p>
-    <w:p>
-      <w:pPr>
-        <w:jc w:val="both"/>
-        <w:rPr>
-          <w:rFonts w:ascii="Tahoma" w:hAnsi="Tahoma" w:cs="Tahoma"/>
-          <w:b/>
-          <w:color w:val="FF0000"/>
-          <w:sz w:val="20"/>
-          <w:szCs w:val="20"/>
-        </w:rPr>
-      </w:pPr>
-    </w:p>
-    <w:p>
-      <w:pPr>
-        <w:jc w:val="both"/>
-        <w:rPr>
-          <w:rFonts w:ascii="Tahoma" w:hAnsi="Tahoma" w:cs="Tahoma"/>
-          <w:b/>
-          <w:color w:val="FF0000"/>
-          <w:sz w:val="20"/>
-          <w:szCs w:val="20"/>
-        </w:rPr>
-      </w:pPr>
-    </w:p>
-    <w:p>
-      <w:pPr>
-        <w:jc w:val="both"/>
-        <w:rPr>
-          <w:rFonts w:ascii="Tahoma" w:hAnsi="Tahoma" w:cs="Tahoma"/>
-          <w:b/>
-          <w:color w:val="FF0000"/>
-          <w:sz w:val="20"/>
-          <w:szCs w:val="20"/>
-        </w:rPr>
-      </w:pPr>
-    </w:p>
-    <w:p>
-      <w:pPr>
-        <w:jc w:val="both"/>
-        <w:rPr>
-          <w:rFonts w:ascii="Tahoma" w:hAnsi="Tahoma" w:cs="Tahoma"/>
-          <w:b/>
-          <w:color w:val="FF0000"/>
-          <w:sz w:val="20"/>
-          <w:szCs w:val="20"/>
-        </w:rPr>
-      </w:pPr>
-    </w:p>
-    <w:p>
-      <w:pPr>
-        <w:jc w:val="both"/>
-        <w:rPr>
-          <w:rFonts w:ascii="Tahoma" w:hAnsi="Tahoma" w:cs="Tahoma"/>
-          <w:b/>
-          <w:color w:val="FF0000"/>
-          <w:sz w:val="20"/>
-          <w:szCs w:val="20"/>
-        </w:rPr>
-      </w:pPr>
-    </w:p>
-    <w:p>
-      <w:pPr>
-        <w:jc w:val="both"/>
-        <w:rPr>
-          <w:rFonts w:ascii="Tahoma" w:hAnsi="Tahoma" w:cs="Tahoma"/>
-          <w:b/>
-          <w:color w:val="FF0000"/>
-          <w:sz w:val="20"/>
-          <w:szCs w:val="20"/>
-        </w:rPr>
-      </w:pPr>
     </w:p>
     <w:sectPr>
       <w:footerReference w:type="default" r:id="rId7"/>

--- a/FORMATO A CITACIÓN A DESCARGOS-GENERAL-19 DE DICIEMBRE DE 2025.docx
+++ b/FORMATO A CITACIÓN A DESCARGOS-GENERAL-19 DE DICIEMBRE DE 2025.docx
@@ -1279,7 +1279,18 @@
           <w:szCs w:val="20"/>
           <w:lang w:val="es-MX" w:eastAsia="fr-CA"/>
         </w:rPr>
-        <w:t>Así las cosas, los anteriores hechos implican una posible violación a sus obligaciones contractuales, reglamentarias y legales, que pueden ser constitutivos de una falta disciplinaria de acuerdo con las siguientes normas:</w:t>
+        <w:t>Así las cosas, los anteriores hechos implican una posible violación a sus obligaciones contractuales, reglamentarias y legales, que pueden ser constitutivos de una falta disciplinaria</w:t>
+      </w:r>
+      <w:bookmarkStart w:id="1" w:name="_Hlk86056305"/>
+      <w:r>
+        <w:rPr>
+          <w:rFonts w:ascii="Tahoma" w:eastAsia="Times New Roman" w:hAnsi="Tahoma" w:cs="Tahoma"/>
+          <w:snapToGrid w:val="0"/>
+          <w:sz w:val="20"/>
+          <w:szCs w:val="20"/>
+          <w:lang w:val="es-MX" w:eastAsia="fr-CA"/>
+        </w:rPr>
+        <w:t>.</w:t>
       </w:r>
     </w:p>
     <w:p>
@@ -1296,133 +1307,6 @@
           <w:lang w:val="es-MX" w:eastAsia="fr-CA"/>
         </w:rPr>
       </w:pPr>
-    </w:p>
-    <w:p>
-      <w:pPr>
-        <w:overflowPunct w:val="0"/>
-        <w:autoSpaceDE w:val="0"/>
-        <w:adjustRightInd w:val="0"/>
-        <w:jc w:val="both"/>
-        <w:rPr>
-          <w:rFonts w:ascii="Tahoma" w:eastAsia="Calibri" w:hAnsi="Tahoma" w:cs="Tahoma"/>
-          <w:b/>
-          <w:snapToGrid w:val="0"/>
-          <w:sz w:val="20"/>
-          <w:szCs w:val="20"/>
-          <w:lang w:eastAsia="fr-CA"/>
-        </w:rPr>
-      </w:pPr>
-      <w:r>
-        <w:rPr>
-          <w:rFonts w:ascii="Tahoma" w:eastAsia="Calibri" w:hAnsi="Tahoma" w:cs="Tahoma"/>
-          <w:b/>
-          <w:snapToGrid w:val="0"/>
-          <w:sz w:val="20"/>
-          <w:szCs w:val="20"/>
-          <w:lang w:eastAsia="fr-CA"/>
-        </w:rPr>
-        <w:t>Reglamento de Trabajo.</w:t>
-      </w:r>
-    </w:p>
-    <w:p>
-      <w:pPr>
-        <w:suppressAutoHyphens w:val="0"/>
-        <w:autoSpaceDN/>
-        <w:spacing w:line="0" w:lineRule="atLeast"/>
-        <w:jc w:val="both"/>
-        <w:textAlignment w:val="auto"/>
-        <w:rPr>
-          <w:rFonts w:ascii="Tahoma" w:hAnsi="Tahoma" w:cs="Tahoma"/>
-          <w:sz w:val="20"/>
-          <w:szCs w:val="20"/>
-        </w:rPr>
-      </w:pPr>
-    </w:p>
-    <w:p>
-      <w:pPr>
-        <w:suppressAutoHyphens w:val="0"/>
-        <w:adjustRightInd w:val="0"/>
-        <w:snapToGrid w:val="0"/>
-        <w:spacing w:after="120"/>
-        <w:contextualSpacing/>
-        <w:jc w:val="both"/>
-        <w:textAlignment w:val="auto"/>
-        <w:rPr>
-          <w:rFonts w:ascii="Tahoma" w:hAnsi="Tahoma" w:cs="Tahoma"/>
-          <w:b/>
-          <w:sz w:val="20"/>
-          <w:szCs w:val="20"/>
-          <w:lang w:val="es-MX"/>
-        </w:rPr>
-      </w:pPr>
-      <w:r>
-        <w:rPr>
-          <w:rFonts w:ascii="Tahoma" w:hAnsi="Tahoma" w:cs="Tahoma"/>
-          <w:b/>
-          <w:sz w:val="20"/>
-          <w:szCs w:val="20"/>
-          <w:lang w:val="es-MX"/>
-        </w:rPr>
-        <w:t>Código Sustantivo de Trabajo.</w:t>
-      </w:r>
-    </w:p>
-    <w:p>
-      <w:pPr>
-        <w:suppressAutoHyphens w:val="0"/>
-        <w:adjustRightInd w:val="0"/>
-        <w:snapToGrid w:val="0"/>
-        <w:spacing w:after="120"/>
-        <w:contextualSpacing/>
-        <w:jc w:val="both"/>
-        <w:textAlignment w:val="auto"/>
-        <w:rPr>
-          <w:rFonts w:ascii="Tahoma" w:hAnsi="Tahoma" w:cs="Tahoma"/>
-          <w:b/>
-          <w:sz w:val="20"/>
-          <w:szCs w:val="20"/>
-          <w:lang w:val="es-MX"/>
-        </w:rPr>
-      </w:pPr>
-    </w:p>
-    <w:p>
-      <w:pPr>
-        <w:suppressAutoHyphens w:val="0"/>
-        <w:adjustRightInd w:val="0"/>
-        <w:snapToGrid w:val="0"/>
-        <w:spacing w:after="120"/>
-        <w:contextualSpacing/>
-        <w:textAlignment w:val="auto"/>
-        <w:rPr>
-          <w:rFonts w:ascii="Tahoma" w:hAnsi="Tahoma" w:cs="Tahoma"/>
-          <w:b/>
-          <w:sz w:val="20"/>
-          <w:szCs w:val="20"/>
-          <w:lang w:val="es-MX"/>
-        </w:rPr>
-      </w:pPr>
-      <w:r>
-        <w:rPr>
-          <w:rFonts w:ascii="Tahoma" w:eastAsia="Calibri" w:hAnsi="Tahoma" w:cs="Tahoma"/>
-          <w:bCs/>
-          <w:snapToGrid w:val="0"/>
-          <w:sz w:val="20"/>
-          <w:szCs w:val="20"/>
-          <w:lang w:eastAsia="fr-CA"/>
-        </w:rPr>
-        <w:t>${</w:t>
-      </w:r>
-      <w:r>
-        <w:rPr>
-          <w:rFonts w:ascii="Tahoma" w:eastAsia="Calibri" w:hAnsi="Tahoma" w:cs="Tahoma"/>
-          <w:bCs/>
-          <w:snapToGrid w:val="0"/>
-          <w:sz w:val="20"/>
-          <w:szCs w:val="20"/>
-          <w:lang w:val="es-MX" w:eastAsia="fr-CA"/>
-        </w:rPr>
-        <w:t>ARTICULOS_LEGALES}</w:t>
-      </w:r>
-      <w:bookmarkStart w:id="1" w:name="_Hlk86056305"/>
     </w:p>
     <w:bookmarkEnd w:id="1"/>
     <w:p>
